--- a/10_report/main/table_paths.docx
+++ b/10_report/main/table_paths.docx
@@ -41,8 +41,8 @@
         <w:gridCol w:w="1046"/>
         <w:gridCol w:w="1181"/>
         <w:gridCol w:w="1230"/>
+        <w:gridCol w:w="1468"/>
         <w:gridCol w:w="1205"/>
-        <w:gridCol w:w="1468"/>
         <w:gridCol w:w="1608"/>
         <w:gridCol w:w="961"/>
         <w:gridCol w:w="949"/>
@@ -430,7 +430,7 @@
                 <w:szCs w:val="22"/>
                 <w:color w:val="000000"/>
               </w:rPr>
-              <w:t xml:space="preserve">P_Value</w:t>
+              <w:t xml:space="preserve">Path</w:t>
             </w:r>
           </w:p>
         </w:tc>
@@ -484,7 +484,7 @@
                 <w:szCs w:val="22"/>
                 <w:color w:val="000000"/>
               </w:rPr>
-              <w:t xml:space="preserve">Path</w:t>
+              <w:t xml:space="preserve">P_Value</w:t>
             </w:r>
           </w:p>
         </w:tc>
@@ -1192,7 +1192,7 @@
                 <w:szCs w:val="20"/>
                 <w:color w:val="000000"/>
               </w:rPr>
-              <w:t xml:space="preserve">0.0228</w:t>
+              <w:t xml:space="preserve">COM  -&gt;  AJ</w:t>
             </w:r>
           </w:p>
         </w:tc>
@@ -1246,7 +1246,7 @@
                 <w:szCs w:val="20"/>
                 <w:color w:val="000000"/>
               </w:rPr>
-              <w:t xml:space="preserve">COM  -&gt;  AJ</w:t>
+              <w:t xml:space="preserve">0.0232</w:t>
             </w:r>
           </w:p>
         </w:tc>
@@ -1954,61 +1954,61 @@
                 <w:szCs w:val="20"/>
                 <w:color w:val="000000"/>
               </w:rPr>
-              <w:t xml:space="preserve">0.0048</w:t>
-            </w:r>
-          </w:p>
-        </w:tc>
-        <w:tc>
-          <w:tcPr>
-            <w:tcBorders>
-              <w:bottom w:val="single" w:sz="4" w:space="0" w:color="999999"/>
-              <w:top w:val="single" w:sz="4" w:space="0" w:color="999999"/>
-              <w:left w:val="single" w:sz="4" w:space="0" w:color="999999"/>
-              <w:right w:val="single" w:sz="4" w:space="0" w:color="999999"/>
-            </w:tcBorders>
-            <w:shd w:val="clear" w:color="auto" w:fill="FFFFFF"/>
-            <w:tcMar>
-              <w:top w:w="0" w:type="dxa"/>
-              <w:bottom w:w="0" w:type="dxa"/>
-              <w:left w:w="0" w:type="dxa"/>
-              <w:right w:w="0" w:type="dxa"/>
-            </w:tcMar>
-            <w:vAlign w:val="center"/>
-          </w:tcPr>
-          <w:p>
-            <w:pPr>
-              <w:jc w:val="center"/>
-              <w:pBdr>
-                <w:bottom w:val="none" w:sz="0" w:space="0" w:color="000000"/>
-                <w:top w:val="none" w:sz="0" w:space="0" w:color="000000"/>
-                <w:left w:val="none" w:sz="0" w:space="0" w:color="000000"/>
-                <w:right w:val="none" w:sz="0" w:space="0" w:color="000000"/>
-              </w:pBdr>
-              <w:spacing w:after="100" w:before="100" w:line="240"/>
-              <w:ind w:left="100" w:right="100" w:firstLine="0" w:firstLineChars="0"/>
-              <w:rPr>
-                <w:rFonts w:ascii="Times New Roman" w:hAnsi="Times New Roman" w:eastAsia="Times New Roman" w:cs="Times New Roman"/>
-                <w:i w:val="false"/>
-                <w:b w:val="false"/>
-                <w:u w:val="none"/>
-                <w:strike w:val="false"/>
-                <w:sz w:val="20"/>
-                <w:szCs w:val="20"/>
-                <w:color w:val="000000"/>
-              </w:rPr>
-            </w:pPr>
-            <w:r>
-              <w:rPr>
-                <w:rFonts w:ascii="Times New Roman" w:hAnsi="Times New Roman" w:eastAsia="Times New Roman" w:cs="Times New Roman"/>
-                <w:i w:val="false"/>
-                <w:b w:val="false"/>
-                <w:u w:val="none"/>
-                <w:strike w:val="false"/>
-                <w:sz w:val="20"/>
-                <w:szCs w:val="20"/>
-                <w:color w:val="000000"/>
-              </w:rPr>
               <w:t xml:space="preserve">PS  -&gt;  AJ</w:t>
+            </w:r>
+          </w:p>
+        </w:tc>
+        <w:tc>
+          <w:tcPr>
+            <w:tcBorders>
+              <w:bottom w:val="single" w:sz="4" w:space="0" w:color="999999"/>
+              <w:top w:val="single" w:sz="4" w:space="0" w:color="999999"/>
+              <w:left w:val="single" w:sz="4" w:space="0" w:color="999999"/>
+              <w:right w:val="single" w:sz="4" w:space="0" w:color="999999"/>
+            </w:tcBorders>
+            <w:shd w:val="clear" w:color="auto" w:fill="FFFFFF"/>
+            <w:tcMar>
+              <w:top w:w="0" w:type="dxa"/>
+              <w:bottom w:w="0" w:type="dxa"/>
+              <w:left w:w="0" w:type="dxa"/>
+              <w:right w:w="0" w:type="dxa"/>
+            </w:tcMar>
+            <w:vAlign w:val="center"/>
+          </w:tcPr>
+          <w:p>
+            <w:pPr>
+              <w:jc w:val="center"/>
+              <w:pBdr>
+                <w:bottom w:val="none" w:sz="0" w:space="0" w:color="000000"/>
+                <w:top w:val="none" w:sz="0" w:space="0" w:color="000000"/>
+                <w:left w:val="none" w:sz="0" w:space="0" w:color="000000"/>
+                <w:right w:val="none" w:sz="0" w:space="0" w:color="000000"/>
+              </w:pBdr>
+              <w:spacing w:after="100" w:before="100" w:line="240"/>
+              <w:ind w:left="100" w:right="100" w:firstLine="0" w:firstLineChars="0"/>
+              <w:rPr>
+                <w:rFonts w:ascii="Times New Roman" w:hAnsi="Times New Roman" w:eastAsia="Times New Roman" w:cs="Times New Roman"/>
+                <w:i w:val="false"/>
+                <w:b w:val="false"/>
+                <w:u w:val="none"/>
+                <w:strike w:val="false"/>
+                <w:sz w:val="20"/>
+                <w:szCs w:val="20"/>
+                <w:color w:val="000000"/>
+              </w:rPr>
+            </w:pPr>
+            <w:r>
+              <w:rPr>
+                <w:rFonts w:ascii="Times New Roman" w:hAnsi="Times New Roman" w:eastAsia="Times New Roman" w:cs="Times New Roman"/>
+                <w:i w:val="false"/>
+                <w:b w:val="false"/>
+                <w:u w:val="none"/>
+                <w:strike w:val="false"/>
+                <w:sz w:val="20"/>
+                <w:szCs w:val="20"/>
+                <w:color w:val="000000"/>
+              </w:rPr>
+              <w:t xml:space="preserve">0.0052</w:t>
             </w:r>
           </w:p>
         </w:tc>
@@ -2716,61 +2716,61 @@
                 <w:szCs w:val="20"/>
                 <w:color w:val="000000"/>
               </w:rPr>
-              <w:t xml:space="preserve">0.5852</w:t>
-            </w:r>
-          </w:p>
-        </w:tc>
-        <w:tc>
-          <w:tcPr>
-            <w:tcBorders>
-              <w:bottom w:val="single" w:sz="4" w:space="0" w:color="999999"/>
-              <w:top w:val="single" w:sz="4" w:space="0" w:color="999999"/>
-              <w:left w:val="single" w:sz="4" w:space="0" w:color="999999"/>
-              <w:right w:val="single" w:sz="4" w:space="0" w:color="999999"/>
-            </w:tcBorders>
-            <w:shd w:val="clear" w:color="auto" w:fill="FFFFFF"/>
-            <w:tcMar>
-              <w:top w:w="0" w:type="dxa"/>
-              <w:bottom w:w="0" w:type="dxa"/>
-              <w:left w:w="0" w:type="dxa"/>
-              <w:right w:w="0" w:type="dxa"/>
-            </w:tcMar>
-            <w:vAlign w:val="center"/>
-          </w:tcPr>
-          <w:p>
-            <w:pPr>
-              <w:jc w:val="center"/>
-              <w:pBdr>
-                <w:bottom w:val="none" w:sz="0" w:space="0" w:color="000000"/>
-                <w:top w:val="none" w:sz="0" w:space="0" w:color="000000"/>
-                <w:left w:val="none" w:sz="0" w:space="0" w:color="000000"/>
-                <w:right w:val="none" w:sz="0" w:space="0" w:color="000000"/>
-              </w:pBdr>
-              <w:spacing w:after="100" w:before="100" w:line="240"/>
-              <w:ind w:left="100" w:right="100" w:firstLine="0" w:firstLineChars="0"/>
-              <w:rPr>
-                <w:rFonts w:ascii="Times New Roman" w:hAnsi="Times New Roman" w:eastAsia="Times New Roman" w:cs="Times New Roman"/>
-                <w:i w:val="false"/>
-                <w:b w:val="false"/>
-                <w:u w:val="none"/>
-                <w:strike w:val="false"/>
-                <w:sz w:val="20"/>
-                <w:szCs w:val="20"/>
-                <w:color w:val="000000"/>
-              </w:rPr>
-            </w:pPr>
-            <w:r>
-              <w:rPr>
-                <w:rFonts w:ascii="Times New Roman" w:hAnsi="Times New Roman" w:eastAsia="Times New Roman" w:cs="Times New Roman"/>
-                <w:i w:val="false"/>
-                <w:b w:val="false"/>
-                <w:u w:val="none"/>
-                <w:strike w:val="false"/>
-                <w:sz w:val="20"/>
-                <w:szCs w:val="20"/>
-                <w:color w:val="000000"/>
-              </w:rPr>
               <w:t xml:space="preserve">MO  -&gt;  AJ</w:t>
+            </w:r>
+          </w:p>
+        </w:tc>
+        <w:tc>
+          <w:tcPr>
+            <w:tcBorders>
+              <w:bottom w:val="single" w:sz="4" w:space="0" w:color="999999"/>
+              <w:top w:val="single" w:sz="4" w:space="0" w:color="999999"/>
+              <w:left w:val="single" w:sz="4" w:space="0" w:color="999999"/>
+              <w:right w:val="single" w:sz="4" w:space="0" w:color="999999"/>
+            </w:tcBorders>
+            <w:shd w:val="clear" w:color="auto" w:fill="FFFFFF"/>
+            <w:tcMar>
+              <w:top w:w="0" w:type="dxa"/>
+              <w:bottom w:w="0" w:type="dxa"/>
+              <w:left w:w="0" w:type="dxa"/>
+              <w:right w:w="0" w:type="dxa"/>
+            </w:tcMar>
+            <w:vAlign w:val="center"/>
+          </w:tcPr>
+          <w:p>
+            <w:pPr>
+              <w:jc w:val="center"/>
+              <w:pBdr>
+                <w:bottom w:val="none" w:sz="0" w:space="0" w:color="000000"/>
+                <w:top w:val="none" w:sz="0" w:space="0" w:color="000000"/>
+                <w:left w:val="none" w:sz="0" w:space="0" w:color="000000"/>
+                <w:right w:val="none" w:sz="0" w:space="0" w:color="000000"/>
+              </w:pBdr>
+              <w:spacing w:after="100" w:before="100" w:line="240"/>
+              <w:ind w:left="100" w:right="100" w:firstLine="0" w:firstLineChars="0"/>
+              <w:rPr>
+                <w:rFonts w:ascii="Times New Roman" w:hAnsi="Times New Roman" w:eastAsia="Times New Roman" w:cs="Times New Roman"/>
+                <w:i w:val="false"/>
+                <w:b w:val="false"/>
+                <w:u w:val="none"/>
+                <w:strike w:val="false"/>
+                <w:sz w:val="20"/>
+                <w:szCs w:val="20"/>
+                <w:color w:val="000000"/>
+              </w:rPr>
+            </w:pPr>
+            <w:r>
+              <w:rPr>
+                <w:rFonts w:ascii="Times New Roman" w:hAnsi="Times New Roman" w:eastAsia="Times New Roman" w:cs="Times New Roman"/>
+                <w:i w:val="false"/>
+                <w:b w:val="false"/>
+                <w:u w:val="none"/>
+                <w:strike w:val="false"/>
+                <w:sz w:val="20"/>
+                <w:szCs w:val="20"/>
+                <w:color w:val="000000"/>
+              </w:rPr>
+              <w:t xml:space="preserve">0.5855</w:t>
             </w:r>
           </w:p>
         </w:tc>
@@ -3478,61 +3478,61 @@
                 <w:szCs w:val="20"/>
                 <w:color w:val="000000"/>
               </w:rPr>
-              <w:t xml:space="preserve">0.0056</w:t>
-            </w:r>
-          </w:p>
-        </w:tc>
-        <w:tc>
-          <w:tcPr>
-            <w:tcBorders>
-              <w:bottom w:val="single" w:sz="4" w:space="0" w:color="999999"/>
-              <w:top w:val="single" w:sz="4" w:space="0" w:color="999999"/>
-              <w:left w:val="single" w:sz="4" w:space="0" w:color="999999"/>
-              <w:right w:val="single" w:sz="4" w:space="0" w:color="999999"/>
-            </w:tcBorders>
-            <w:shd w:val="clear" w:color="auto" w:fill="FFFFFF"/>
-            <w:tcMar>
-              <w:top w:w="0" w:type="dxa"/>
-              <w:bottom w:w="0" w:type="dxa"/>
-              <w:left w:w="0" w:type="dxa"/>
-              <w:right w:w="0" w:type="dxa"/>
-            </w:tcMar>
-            <w:vAlign w:val="center"/>
-          </w:tcPr>
-          <w:p>
-            <w:pPr>
-              <w:jc w:val="center"/>
-              <w:pBdr>
-                <w:bottom w:val="none" w:sz="0" w:space="0" w:color="000000"/>
-                <w:top w:val="none" w:sz="0" w:space="0" w:color="000000"/>
-                <w:left w:val="none" w:sz="0" w:space="0" w:color="000000"/>
-                <w:right w:val="none" w:sz="0" w:space="0" w:color="000000"/>
-              </w:pBdr>
-              <w:spacing w:after="100" w:before="100" w:line="240"/>
-              <w:ind w:left="100" w:right="100" w:firstLine="0" w:firstLineChars="0"/>
-              <w:rPr>
-                <w:rFonts w:ascii="Times New Roman" w:hAnsi="Times New Roman" w:eastAsia="Times New Roman" w:cs="Times New Roman"/>
-                <w:i w:val="false"/>
-                <w:b w:val="false"/>
-                <w:u w:val="none"/>
-                <w:strike w:val="false"/>
-                <w:sz w:val="20"/>
-                <w:szCs w:val="20"/>
-                <w:color w:val="000000"/>
-              </w:rPr>
-            </w:pPr>
-            <w:r>
-              <w:rPr>
-                <w:rFonts w:ascii="Times New Roman" w:hAnsi="Times New Roman" w:eastAsia="Times New Roman" w:cs="Times New Roman"/>
-                <w:i w:val="false"/>
-                <w:b w:val="false"/>
-                <w:u w:val="none"/>
-                <w:strike w:val="false"/>
-                <w:sz w:val="20"/>
-                <w:szCs w:val="20"/>
-                <w:color w:val="000000"/>
-              </w:rPr>
               <w:t xml:space="preserve">TP  -&gt;  AJ</w:t>
+            </w:r>
+          </w:p>
+        </w:tc>
+        <w:tc>
+          <w:tcPr>
+            <w:tcBorders>
+              <w:bottom w:val="single" w:sz="4" w:space="0" w:color="999999"/>
+              <w:top w:val="single" w:sz="4" w:space="0" w:color="999999"/>
+              <w:left w:val="single" w:sz="4" w:space="0" w:color="999999"/>
+              <w:right w:val="single" w:sz="4" w:space="0" w:color="999999"/>
+            </w:tcBorders>
+            <w:shd w:val="clear" w:color="auto" w:fill="FFFFFF"/>
+            <w:tcMar>
+              <w:top w:w="0" w:type="dxa"/>
+              <w:bottom w:w="0" w:type="dxa"/>
+              <w:left w:w="0" w:type="dxa"/>
+              <w:right w:w="0" w:type="dxa"/>
+            </w:tcMar>
+            <w:vAlign w:val="center"/>
+          </w:tcPr>
+          <w:p>
+            <w:pPr>
+              <w:jc w:val="center"/>
+              <w:pBdr>
+                <w:bottom w:val="none" w:sz="0" w:space="0" w:color="000000"/>
+                <w:top w:val="none" w:sz="0" w:space="0" w:color="000000"/>
+                <w:left w:val="none" w:sz="0" w:space="0" w:color="000000"/>
+                <w:right w:val="none" w:sz="0" w:space="0" w:color="000000"/>
+              </w:pBdr>
+              <w:spacing w:after="100" w:before="100" w:line="240"/>
+              <w:ind w:left="100" w:right="100" w:firstLine="0" w:firstLineChars="0"/>
+              <w:rPr>
+                <w:rFonts w:ascii="Times New Roman" w:hAnsi="Times New Roman" w:eastAsia="Times New Roman" w:cs="Times New Roman"/>
+                <w:i w:val="false"/>
+                <w:b w:val="false"/>
+                <w:u w:val="none"/>
+                <w:strike w:val="false"/>
+                <w:sz w:val="20"/>
+                <w:szCs w:val="20"/>
+                <w:color w:val="000000"/>
+              </w:rPr>
+            </w:pPr>
+            <w:r>
+              <w:rPr>
+                <w:rFonts w:ascii="Times New Roman" w:hAnsi="Times New Roman" w:eastAsia="Times New Roman" w:cs="Times New Roman"/>
+                <w:i w:val="false"/>
+                <w:b w:val="false"/>
+                <w:u w:val="none"/>
+                <w:strike w:val="false"/>
+                <w:sz w:val="20"/>
+                <w:szCs w:val="20"/>
+                <w:color w:val="000000"/>
+              </w:rPr>
+              <w:t xml:space="preserve">0.0060</w:t>
             </w:r>
           </w:p>
         </w:tc>
@@ -4240,61 +4240,61 @@
                 <w:szCs w:val="20"/>
                 <w:color w:val="000000"/>
               </w:rPr>
-              <w:t xml:space="preserve">0.0772</w:t>
-            </w:r>
-          </w:p>
-        </w:tc>
-        <w:tc>
-          <w:tcPr>
-            <w:tcBorders>
-              <w:bottom w:val="single" w:sz="4" w:space="0" w:color="999999"/>
-              <w:top w:val="single" w:sz="4" w:space="0" w:color="999999"/>
-              <w:left w:val="single" w:sz="4" w:space="0" w:color="999999"/>
-              <w:right w:val="single" w:sz="4" w:space="0" w:color="999999"/>
-            </w:tcBorders>
-            <w:shd w:val="clear" w:color="auto" w:fill="FFFFFF"/>
-            <w:tcMar>
-              <w:top w:w="0" w:type="dxa"/>
-              <w:bottom w:w="0" w:type="dxa"/>
-              <w:left w:w="0" w:type="dxa"/>
-              <w:right w:w="0" w:type="dxa"/>
-            </w:tcMar>
-            <w:vAlign w:val="center"/>
-          </w:tcPr>
-          <w:p>
-            <w:pPr>
-              <w:jc w:val="center"/>
-              <w:pBdr>
-                <w:bottom w:val="none" w:sz="0" w:space="0" w:color="000000"/>
-                <w:top w:val="none" w:sz="0" w:space="0" w:color="000000"/>
-                <w:left w:val="none" w:sz="0" w:space="0" w:color="000000"/>
-                <w:right w:val="none" w:sz="0" w:space="0" w:color="000000"/>
-              </w:pBdr>
-              <w:spacing w:after="100" w:before="100" w:line="240"/>
-              <w:ind w:left="100" w:right="100" w:firstLine="0" w:firstLineChars="0"/>
-              <w:rPr>
-                <w:rFonts w:ascii="Times New Roman" w:hAnsi="Times New Roman" w:eastAsia="Times New Roman" w:cs="Times New Roman"/>
-                <w:i w:val="false"/>
-                <w:b w:val="false"/>
-                <w:u w:val="none"/>
-                <w:strike w:val="false"/>
-                <w:sz w:val="20"/>
-                <w:szCs w:val="20"/>
-                <w:color w:val="000000"/>
-              </w:rPr>
-            </w:pPr>
-            <w:r>
-              <w:rPr>
-                <w:rFonts w:ascii="Times New Roman" w:hAnsi="Times New Roman" w:eastAsia="Times New Roman" w:cs="Times New Roman"/>
-                <w:i w:val="false"/>
-                <w:b w:val="false"/>
-                <w:u w:val="none"/>
-                <w:strike w:val="false"/>
-                <w:sz w:val="20"/>
-                <w:szCs w:val="20"/>
-                <w:color w:val="000000"/>
-              </w:rPr>
               <w:t xml:space="preserve">IT  -&gt;  AJ</w:t>
+            </w:r>
+          </w:p>
+        </w:tc>
+        <w:tc>
+          <w:tcPr>
+            <w:tcBorders>
+              <w:bottom w:val="single" w:sz="4" w:space="0" w:color="999999"/>
+              <w:top w:val="single" w:sz="4" w:space="0" w:color="999999"/>
+              <w:left w:val="single" w:sz="4" w:space="0" w:color="999999"/>
+              <w:right w:val="single" w:sz="4" w:space="0" w:color="999999"/>
+            </w:tcBorders>
+            <w:shd w:val="clear" w:color="auto" w:fill="FFFFFF"/>
+            <w:tcMar>
+              <w:top w:w="0" w:type="dxa"/>
+              <w:bottom w:w="0" w:type="dxa"/>
+              <w:left w:w="0" w:type="dxa"/>
+              <w:right w:w="0" w:type="dxa"/>
+            </w:tcMar>
+            <w:vAlign w:val="center"/>
+          </w:tcPr>
+          <w:p>
+            <w:pPr>
+              <w:jc w:val="center"/>
+              <w:pBdr>
+                <w:bottom w:val="none" w:sz="0" w:space="0" w:color="000000"/>
+                <w:top w:val="none" w:sz="0" w:space="0" w:color="000000"/>
+                <w:left w:val="none" w:sz="0" w:space="0" w:color="000000"/>
+                <w:right w:val="none" w:sz="0" w:space="0" w:color="000000"/>
+              </w:pBdr>
+              <w:spacing w:after="100" w:before="100" w:line="240"/>
+              <w:ind w:left="100" w:right="100" w:firstLine="0" w:firstLineChars="0"/>
+              <w:rPr>
+                <w:rFonts w:ascii="Times New Roman" w:hAnsi="Times New Roman" w:eastAsia="Times New Roman" w:cs="Times New Roman"/>
+                <w:i w:val="false"/>
+                <w:b w:val="false"/>
+                <w:u w:val="none"/>
+                <w:strike w:val="false"/>
+                <w:sz w:val="20"/>
+                <w:szCs w:val="20"/>
+                <w:color w:val="000000"/>
+              </w:rPr>
+            </w:pPr>
+            <w:r>
+              <w:rPr>
+                <w:rFonts w:ascii="Times New Roman" w:hAnsi="Times New Roman" w:eastAsia="Times New Roman" w:cs="Times New Roman"/>
+                <w:i w:val="false"/>
+                <w:b w:val="false"/>
+                <w:u w:val="none"/>
+                <w:strike w:val="false"/>
+                <w:sz w:val="20"/>
+                <w:szCs w:val="20"/>
+                <w:color w:val="000000"/>
+              </w:rPr>
+              <w:t xml:space="preserve">0.0776</w:t>
             </w:r>
           </w:p>
         </w:tc>
@@ -5002,61 +5002,61 @@
                 <w:szCs w:val="20"/>
                 <w:color w:val="000000"/>
               </w:rPr>
-              <w:t xml:space="preserve">0.0744</w:t>
-            </w:r>
-          </w:p>
-        </w:tc>
-        <w:tc>
-          <w:tcPr>
-            <w:tcBorders>
-              <w:bottom w:val="single" w:sz="4" w:space="0" w:color="999999"/>
-              <w:top w:val="single" w:sz="4" w:space="0" w:color="999999"/>
-              <w:left w:val="single" w:sz="4" w:space="0" w:color="999999"/>
-              <w:right w:val="single" w:sz="4" w:space="0" w:color="999999"/>
-            </w:tcBorders>
-            <w:shd w:val="clear" w:color="auto" w:fill="FFFFFF"/>
-            <w:tcMar>
-              <w:top w:w="0" w:type="dxa"/>
-              <w:bottom w:w="0" w:type="dxa"/>
-              <w:left w:w="0" w:type="dxa"/>
-              <w:right w:w="0" w:type="dxa"/>
-            </w:tcMar>
-            <w:vAlign w:val="center"/>
-          </w:tcPr>
-          <w:p>
-            <w:pPr>
-              <w:jc w:val="center"/>
-              <w:pBdr>
-                <w:bottom w:val="none" w:sz="0" w:space="0" w:color="000000"/>
-                <w:top w:val="none" w:sz="0" w:space="0" w:color="000000"/>
-                <w:left w:val="none" w:sz="0" w:space="0" w:color="000000"/>
-                <w:right w:val="none" w:sz="0" w:space="0" w:color="000000"/>
-              </w:pBdr>
-              <w:spacing w:after="100" w:before="100" w:line="240"/>
-              <w:ind w:left="100" w:right="100" w:firstLine="0" w:firstLineChars="0"/>
-              <w:rPr>
-                <w:rFonts w:ascii="Times New Roman" w:hAnsi="Times New Roman" w:eastAsia="Times New Roman" w:cs="Times New Roman"/>
-                <w:i w:val="false"/>
-                <w:b w:val="false"/>
-                <w:u w:val="none"/>
-                <w:strike w:val="false"/>
-                <w:sz w:val="20"/>
-                <w:szCs w:val="20"/>
-                <w:color w:val="000000"/>
-              </w:rPr>
-            </w:pPr>
-            <w:r>
-              <w:rPr>
-                <w:rFonts w:ascii="Times New Roman" w:hAnsi="Times New Roman" w:eastAsia="Times New Roman" w:cs="Times New Roman"/>
-                <w:i w:val="false"/>
-                <w:b w:val="false"/>
-                <w:u w:val="none"/>
-                <w:strike w:val="false"/>
-                <w:sz w:val="20"/>
-                <w:szCs w:val="20"/>
-                <w:color w:val="000000"/>
-              </w:rPr>
               <w:t xml:space="preserve">CEV  -&gt;  AJ</w:t>
+            </w:r>
+          </w:p>
+        </w:tc>
+        <w:tc>
+          <w:tcPr>
+            <w:tcBorders>
+              <w:bottom w:val="single" w:sz="4" w:space="0" w:color="999999"/>
+              <w:top w:val="single" w:sz="4" w:space="0" w:color="999999"/>
+              <w:left w:val="single" w:sz="4" w:space="0" w:color="999999"/>
+              <w:right w:val="single" w:sz="4" w:space="0" w:color="999999"/>
+            </w:tcBorders>
+            <w:shd w:val="clear" w:color="auto" w:fill="FFFFFF"/>
+            <w:tcMar>
+              <w:top w:w="0" w:type="dxa"/>
+              <w:bottom w:w="0" w:type="dxa"/>
+              <w:left w:w="0" w:type="dxa"/>
+              <w:right w:w="0" w:type="dxa"/>
+            </w:tcMar>
+            <w:vAlign w:val="center"/>
+          </w:tcPr>
+          <w:p>
+            <w:pPr>
+              <w:jc w:val="center"/>
+              <w:pBdr>
+                <w:bottom w:val="none" w:sz="0" w:space="0" w:color="000000"/>
+                <w:top w:val="none" w:sz="0" w:space="0" w:color="000000"/>
+                <w:left w:val="none" w:sz="0" w:space="0" w:color="000000"/>
+                <w:right w:val="none" w:sz="0" w:space="0" w:color="000000"/>
+              </w:pBdr>
+              <w:spacing w:after="100" w:before="100" w:line="240"/>
+              <w:ind w:left="100" w:right="100" w:firstLine="0" w:firstLineChars="0"/>
+              <w:rPr>
+                <w:rFonts w:ascii="Times New Roman" w:hAnsi="Times New Roman" w:eastAsia="Times New Roman" w:cs="Times New Roman"/>
+                <w:i w:val="false"/>
+                <w:b w:val="false"/>
+                <w:u w:val="none"/>
+                <w:strike w:val="false"/>
+                <w:sz w:val="20"/>
+                <w:szCs w:val="20"/>
+                <w:color w:val="000000"/>
+              </w:rPr>
+            </w:pPr>
+            <w:r>
+              <w:rPr>
+                <w:rFonts w:ascii="Times New Roman" w:hAnsi="Times New Roman" w:eastAsia="Times New Roman" w:cs="Times New Roman"/>
+                <w:i w:val="false"/>
+                <w:b w:val="false"/>
+                <w:u w:val="none"/>
+                <w:strike w:val="false"/>
+                <w:sz w:val="20"/>
+                <w:szCs w:val="20"/>
+                <w:color w:val="000000"/>
+              </w:rPr>
+              <w:t xml:space="preserve">0.0748</w:t>
             </w:r>
           </w:p>
         </w:tc>
@@ -5764,61 +5764,61 @@
                 <w:szCs w:val="20"/>
                 <w:color w:val="000000"/>
               </w:rPr>
-              <w:t xml:space="preserve">0.0000</w:t>
-            </w:r>
-          </w:p>
-        </w:tc>
-        <w:tc>
-          <w:tcPr>
-            <w:tcBorders>
-              <w:bottom w:val="single" w:sz="4" w:space="0" w:color="999999"/>
-              <w:top w:val="single" w:sz="4" w:space="0" w:color="999999"/>
-              <w:left w:val="single" w:sz="4" w:space="0" w:color="999999"/>
-              <w:right w:val="single" w:sz="4" w:space="0" w:color="999999"/>
-            </w:tcBorders>
-            <w:shd w:val="clear" w:color="auto" w:fill="FFFFFF"/>
-            <w:tcMar>
-              <w:top w:w="0" w:type="dxa"/>
-              <w:bottom w:w="0" w:type="dxa"/>
-              <w:left w:w="0" w:type="dxa"/>
-              <w:right w:w="0" w:type="dxa"/>
-            </w:tcMar>
-            <w:vAlign w:val="center"/>
-          </w:tcPr>
-          <w:p>
-            <w:pPr>
-              <w:jc w:val="center"/>
-              <w:pBdr>
-                <w:bottom w:val="none" w:sz="0" w:space="0" w:color="000000"/>
-                <w:top w:val="none" w:sz="0" w:space="0" w:color="000000"/>
-                <w:left w:val="none" w:sz="0" w:space="0" w:color="000000"/>
-                <w:right w:val="none" w:sz="0" w:space="0" w:color="000000"/>
-              </w:pBdr>
-              <w:spacing w:after="100" w:before="100" w:line="240"/>
-              <w:ind w:left="100" w:right="100" w:firstLine="0" w:firstLineChars="0"/>
-              <w:rPr>
-                <w:rFonts w:ascii="Times New Roman" w:hAnsi="Times New Roman" w:eastAsia="Times New Roman" w:cs="Times New Roman"/>
-                <w:i w:val="false"/>
-                <w:b w:val="false"/>
-                <w:u w:val="none"/>
-                <w:strike w:val="false"/>
-                <w:sz w:val="20"/>
-                <w:szCs w:val="20"/>
-                <w:color w:val="000000"/>
-              </w:rPr>
-            </w:pPr>
-            <w:r>
-              <w:rPr>
-                <w:rFonts w:ascii="Times New Roman" w:hAnsi="Times New Roman" w:eastAsia="Times New Roman" w:cs="Times New Roman"/>
-                <w:i w:val="false"/>
-                <w:b w:val="false"/>
-                <w:u w:val="none"/>
-                <w:strike w:val="false"/>
-                <w:sz w:val="20"/>
-                <w:szCs w:val="20"/>
-                <w:color w:val="000000"/>
-              </w:rPr>
               <w:t xml:space="preserve">CG  -&gt;  AJ</w:t>
+            </w:r>
+          </w:p>
+        </w:tc>
+        <w:tc>
+          <w:tcPr>
+            <w:tcBorders>
+              <w:bottom w:val="single" w:sz="4" w:space="0" w:color="999999"/>
+              <w:top w:val="single" w:sz="4" w:space="0" w:color="999999"/>
+              <w:left w:val="single" w:sz="4" w:space="0" w:color="999999"/>
+              <w:right w:val="single" w:sz="4" w:space="0" w:color="999999"/>
+            </w:tcBorders>
+            <w:shd w:val="clear" w:color="auto" w:fill="FFFFFF"/>
+            <w:tcMar>
+              <w:top w:w="0" w:type="dxa"/>
+              <w:bottom w:w="0" w:type="dxa"/>
+              <w:left w:w="0" w:type="dxa"/>
+              <w:right w:w="0" w:type="dxa"/>
+            </w:tcMar>
+            <w:vAlign w:val="center"/>
+          </w:tcPr>
+          <w:p>
+            <w:pPr>
+              <w:jc w:val="center"/>
+              <w:pBdr>
+                <w:bottom w:val="none" w:sz="0" w:space="0" w:color="000000"/>
+                <w:top w:val="none" w:sz="0" w:space="0" w:color="000000"/>
+                <w:left w:val="none" w:sz="0" w:space="0" w:color="000000"/>
+                <w:right w:val="none" w:sz="0" w:space="0" w:color="000000"/>
+              </w:pBdr>
+              <w:spacing w:after="100" w:before="100" w:line="240"/>
+              <w:ind w:left="100" w:right="100" w:firstLine="0" w:firstLineChars="0"/>
+              <w:rPr>
+                <w:rFonts w:ascii="Times New Roman" w:hAnsi="Times New Roman" w:eastAsia="Times New Roman" w:cs="Times New Roman"/>
+                <w:i w:val="false"/>
+                <w:b w:val="false"/>
+                <w:u w:val="none"/>
+                <w:strike w:val="false"/>
+                <w:sz w:val="20"/>
+                <w:szCs w:val="20"/>
+                <w:color w:val="000000"/>
+              </w:rPr>
+            </w:pPr>
+            <w:r>
+              <w:rPr>
+                <w:rFonts w:ascii="Times New Roman" w:hAnsi="Times New Roman" w:eastAsia="Times New Roman" w:cs="Times New Roman"/>
+                <w:i w:val="false"/>
+                <w:b w:val="false"/>
+                <w:u w:val="none"/>
+                <w:strike w:val="false"/>
+                <w:sz w:val="20"/>
+                <w:szCs w:val="20"/>
+                <w:color w:val="000000"/>
+              </w:rPr>
+              <w:t xml:space="preserve">0.0004</w:t>
             </w:r>
           </w:p>
         </w:tc>
@@ -6526,61 +6526,61 @@
                 <w:szCs w:val="20"/>
                 <w:color w:val="000000"/>
               </w:rPr>
-              <w:t xml:space="preserve">0.0000</w:t>
-            </w:r>
-          </w:p>
-        </w:tc>
-        <w:tc>
-          <w:tcPr>
-            <w:tcBorders>
-              <w:bottom w:val="single" w:sz="4" w:space="0" w:color="999999"/>
-              <w:top w:val="single" w:sz="4" w:space="0" w:color="999999"/>
-              <w:left w:val="single" w:sz="4" w:space="0" w:color="999999"/>
-              <w:right w:val="single" w:sz="4" w:space="0" w:color="999999"/>
-            </w:tcBorders>
-            <w:shd w:val="clear" w:color="auto" w:fill="FFFFFF"/>
-            <w:tcMar>
-              <w:top w:w="0" w:type="dxa"/>
-              <w:bottom w:w="0" w:type="dxa"/>
-              <w:left w:w="0" w:type="dxa"/>
-              <w:right w:w="0" w:type="dxa"/>
-            </w:tcMar>
-            <w:vAlign w:val="center"/>
-          </w:tcPr>
-          <w:p>
-            <w:pPr>
-              <w:jc w:val="center"/>
-              <w:pBdr>
-                <w:bottom w:val="none" w:sz="0" w:space="0" w:color="000000"/>
-                <w:top w:val="none" w:sz="0" w:space="0" w:color="000000"/>
-                <w:left w:val="none" w:sz="0" w:space="0" w:color="000000"/>
-                <w:right w:val="none" w:sz="0" w:space="0" w:color="000000"/>
-              </w:pBdr>
-              <w:spacing w:after="100" w:before="100" w:line="240"/>
-              <w:ind w:left="100" w:right="100" w:firstLine="0" w:firstLineChars="0"/>
-              <w:rPr>
-                <w:rFonts w:ascii="Times New Roman" w:hAnsi="Times New Roman" w:eastAsia="Times New Roman" w:cs="Times New Roman"/>
-                <w:i w:val="false"/>
-                <w:b w:val="false"/>
-                <w:u w:val="none"/>
-                <w:strike w:val="false"/>
-                <w:sz w:val="20"/>
-                <w:szCs w:val="20"/>
-                <w:color w:val="000000"/>
-              </w:rPr>
-            </w:pPr>
-            <w:r>
-              <w:rPr>
-                <w:rFonts w:ascii="Times New Roman" w:hAnsi="Times New Roman" w:eastAsia="Times New Roman" w:cs="Times New Roman"/>
-                <w:i w:val="false"/>
-                <w:b w:val="false"/>
-                <w:u w:val="none"/>
-                <w:strike w:val="false"/>
-                <w:sz w:val="20"/>
-                <w:szCs w:val="20"/>
-                <w:color w:val="000000"/>
-              </w:rPr>
               <w:t xml:space="preserve">AJ  -&gt;  AQ</w:t>
+            </w:r>
+          </w:p>
+        </w:tc>
+        <w:tc>
+          <w:tcPr>
+            <w:tcBorders>
+              <w:bottom w:val="single" w:sz="4" w:space="0" w:color="999999"/>
+              <w:top w:val="single" w:sz="4" w:space="0" w:color="999999"/>
+              <w:left w:val="single" w:sz="4" w:space="0" w:color="999999"/>
+              <w:right w:val="single" w:sz="4" w:space="0" w:color="999999"/>
+            </w:tcBorders>
+            <w:shd w:val="clear" w:color="auto" w:fill="FFFFFF"/>
+            <w:tcMar>
+              <w:top w:w="0" w:type="dxa"/>
+              <w:bottom w:w="0" w:type="dxa"/>
+              <w:left w:w="0" w:type="dxa"/>
+              <w:right w:w="0" w:type="dxa"/>
+            </w:tcMar>
+            <w:vAlign w:val="center"/>
+          </w:tcPr>
+          <w:p>
+            <w:pPr>
+              <w:jc w:val="center"/>
+              <w:pBdr>
+                <w:bottom w:val="none" w:sz="0" w:space="0" w:color="000000"/>
+                <w:top w:val="none" w:sz="0" w:space="0" w:color="000000"/>
+                <w:left w:val="none" w:sz="0" w:space="0" w:color="000000"/>
+                <w:right w:val="none" w:sz="0" w:space="0" w:color="000000"/>
+              </w:pBdr>
+              <w:spacing w:after="100" w:before="100" w:line="240"/>
+              <w:ind w:left="100" w:right="100" w:firstLine="0" w:firstLineChars="0"/>
+              <w:rPr>
+                <w:rFonts w:ascii="Times New Roman" w:hAnsi="Times New Roman" w:eastAsia="Times New Roman" w:cs="Times New Roman"/>
+                <w:i w:val="false"/>
+                <w:b w:val="false"/>
+                <w:u w:val="none"/>
+                <w:strike w:val="false"/>
+                <w:sz w:val="20"/>
+                <w:szCs w:val="20"/>
+                <w:color w:val="000000"/>
+              </w:rPr>
+            </w:pPr>
+            <w:r>
+              <w:rPr>
+                <w:rFonts w:ascii="Times New Roman" w:hAnsi="Times New Roman" w:eastAsia="Times New Roman" w:cs="Times New Roman"/>
+                <w:i w:val="false"/>
+                <w:b w:val="false"/>
+                <w:u w:val="none"/>
+                <w:strike w:val="false"/>
+                <w:sz w:val="20"/>
+                <w:szCs w:val="20"/>
+                <w:color w:val="000000"/>
+              </w:rPr>
+              <w:t xml:space="preserve">0.0004</w:t>
             </w:r>
           </w:p>
         </w:tc>
@@ -7288,61 +7288,61 @@
                 <w:szCs w:val="20"/>
                 <w:color w:val="000000"/>
               </w:rPr>
-              <w:t xml:space="preserve">0.4016</w:t>
-            </w:r>
-          </w:p>
-        </w:tc>
-        <w:tc>
-          <w:tcPr>
-            <w:tcBorders>
-              <w:bottom w:val="single" w:sz="4" w:space="0" w:color="999999"/>
-              <w:top w:val="single" w:sz="4" w:space="0" w:color="999999"/>
-              <w:left w:val="single" w:sz="4" w:space="0" w:color="999999"/>
-              <w:right w:val="single" w:sz="4" w:space="0" w:color="999999"/>
-            </w:tcBorders>
-            <w:shd w:val="clear" w:color="auto" w:fill="FFFFFF"/>
-            <w:tcMar>
-              <w:top w:w="0" w:type="dxa"/>
-              <w:bottom w:w="0" w:type="dxa"/>
-              <w:left w:w="0" w:type="dxa"/>
-              <w:right w:w="0" w:type="dxa"/>
-            </w:tcMar>
-            <w:vAlign w:val="center"/>
-          </w:tcPr>
-          <w:p>
-            <w:pPr>
-              <w:jc w:val="center"/>
-              <w:pBdr>
-                <w:bottom w:val="none" w:sz="0" w:space="0" w:color="000000"/>
-                <w:top w:val="none" w:sz="0" w:space="0" w:color="000000"/>
-                <w:left w:val="none" w:sz="0" w:space="0" w:color="000000"/>
-                <w:right w:val="none" w:sz="0" w:space="0" w:color="000000"/>
-              </w:pBdr>
-              <w:spacing w:after="100" w:before="100" w:line="240"/>
-              <w:ind w:left="100" w:right="100" w:firstLine="0" w:firstLineChars="0"/>
-              <w:rPr>
-                <w:rFonts w:ascii="Times New Roman" w:hAnsi="Times New Roman" w:eastAsia="Times New Roman" w:cs="Times New Roman"/>
-                <w:i w:val="false"/>
-                <w:b w:val="false"/>
-                <w:u w:val="none"/>
-                <w:strike w:val="false"/>
-                <w:sz w:val="20"/>
-                <w:szCs w:val="20"/>
-                <w:color w:val="000000"/>
-              </w:rPr>
-            </w:pPr>
-            <w:r>
-              <w:rPr>
-                <w:rFonts w:ascii="Times New Roman" w:hAnsi="Times New Roman" w:eastAsia="Times New Roman" w:cs="Times New Roman"/>
-                <w:i w:val="false"/>
-                <w:b w:val="false"/>
-                <w:u w:val="none"/>
-                <w:strike w:val="false"/>
-                <w:sz w:val="20"/>
-                <w:szCs w:val="20"/>
-                <w:color w:val="000000"/>
-              </w:rPr>
               <w:t xml:space="preserve">TC  -&gt;  AQ</w:t>
+            </w:r>
+          </w:p>
+        </w:tc>
+        <w:tc>
+          <w:tcPr>
+            <w:tcBorders>
+              <w:bottom w:val="single" w:sz="4" w:space="0" w:color="999999"/>
+              <w:top w:val="single" w:sz="4" w:space="0" w:color="999999"/>
+              <w:left w:val="single" w:sz="4" w:space="0" w:color="999999"/>
+              <w:right w:val="single" w:sz="4" w:space="0" w:color="999999"/>
+            </w:tcBorders>
+            <w:shd w:val="clear" w:color="auto" w:fill="FFFFFF"/>
+            <w:tcMar>
+              <w:top w:w="0" w:type="dxa"/>
+              <w:bottom w:w="0" w:type="dxa"/>
+              <w:left w:w="0" w:type="dxa"/>
+              <w:right w:w="0" w:type="dxa"/>
+            </w:tcMar>
+            <w:vAlign w:val="center"/>
+          </w:tcPr>
+          <w:p>
+            <w:pPr>
+              <w:jc w:val="center"/>
+              <w:pBdr>
+                <w:bottom w:val="none" w:sz="0" w:space="0" w:color="000000"/>
+                <w:top w:val="none" w:sz="0" w:space="0" w:color="000000"/>
+                <w:left w:val="none" w:sz="0" w:space="0" w:color="000000"/>
+                <w:right w:val="none" w:sz="0" w:space="0" w:color="000000"/>
+              </w:pBdr>
+              <w:spacing w:after="100" w:before="100" w:line="240"/>
+              <w:ind w:left="100" w:right="100" w:firstLine="0" w:firstLineChars="0"/>
+              <w:rPr>
+                <w:rFonts w:ascii="Times New Roman" w:hAnsi="Times New Roman" w:eastAsia="Times New Roman" w:cs="Times New Roman"/>
+                <w:i w:val="false"/>
+                <w:b w:val="false"/>
+                <w:u w:val="none"/>
+                <w:strike w:val="false"/>
+                <w:sz w:val="20"/>
+                <w:szCs w:val="20"/>
+                <w:color w:val="000000"/>
+              </w:rPr>
+            </w:pPr>
+            <w:r>
+              <w:rPr>
+                <w:rFonts w:ascii="Times New Roman" w:hAnsi="Times New Roman" w:eastAsia="Times New Roman" w:cs="Times New Roman"/>
+                <w:i w:val="false"/>
+                <w:b w:val="false"/>
+                <w:u w:val="none"/>
+                <w:strike w:val="false"/>
+                <w:sz w:val="20"/>
+                <w:szCs w:val="20"/>
+                <w:color w:val="000000"/>
+              </w:rPr>
+              <w:t xml:space="preserve">0.4019</w:t>
             </w:r>
           </w:p>
         </w:tc>
@@ -8050,7 +8050,7 @@
                 <w:szCs w:val="20"/>
                 <w:color w:val="000000"/>
               </w:rPr>
-              <w:t xml:space="preserve">0.0000</w:t>
+              <w:t xml:space="preserve">ETH  -&gt;  AQ</w:t>
             </w:r>
           </w:p>
         </w:tc>
@@ -8104,7 +8104,7 @@
                 <w:szCs w:val="20"/>
                 <w:color w:val="000000"/>
               </w:rPr>
-              <w:t xml:space="preserve">ETH  -&gt;  AQ</w:t>
+              <w:t xml:space="preserve">0.0004</w:t>
             </w:r>
           </w:p>
         </w:tc>
